--- a/tillsyn/A 41022-2021 tillsynsbegäran.docx
+++ b/tillsyn/A 41022-2021 tillsynsbegäran.docx
@@ -1200,7 +1200,7 @@
     <w:r>
       <w:tab/>
       <w:tab/>
-      <w:t>2026-06-26</w:t>
+      <w:t>2026-06-27</w:t>
       <w:br/>
       <w:br/>
     </w:r>

--- a/tillsyn/A 41022-2021 tillsynsbegäran.docx
+++ b/tillsyn/A 41022-2021 tillsynsbegäran.docx
@@ -1200,7 +1200,7 @@
     <w:r>
       <w:tab/>
       <w:tab/>
-      <w:t>2026-06-27</w:t>
+      <w:t>2026-06-28</w:t>
       <w:br/>
       <w:br/>
     </w:r>

--- a/tillsyn/A 41022-2021 tillsynsbegäran.docx
+++ b/tillsyn/A 41022-2021 tillsynsbegäran.docx
@@ -1200,7 +1200,7 @@
     <w:r>
       <w:tab/>
       <w:tab/>
-      <w:t>2026-06-28</w:t>
+      <w:t>2026-06-29</w:t>
       <w:br/>
       <w:br/>
     </w:r>

--- a/tillsyn/A 41022-2021 tillsynsbegäran.docx
+++ b/tillsyn/A 41022-2021 tillsynsbegäran.docx
@@ -1200,7 +1200,7 @@
     <w:r>
       <w:tab/>
       <w:tab/>
-      <w:t>2026-06-29</w:t>
+      <w:t>2026-06-30</w:t>
       <w:br/>
       <w:br/>
     </w:r>

--- a/tillsyn/A 41022-2021 tillsynsbegäran.docx
+++ b/tillsyn/A 41022-2021 tillsynsbegäran.docx
@@ -1200,7 +1200,7 @@
     <w:r>
       <w:tab/>
       <w:tab/>
-      <w:t>2026-06-30</w:t>
+      <w:t>2026-07-01</w:t>
       <w:br/>
       <w:br/>
     </w:r>

--- a/tillsyn/A 41022-2021 tillsynsbegäran.docx
+++ b/tillsyn/A 41022-2021 tillsynsbegäran.docx
@@ -1200,7 +1200,7 @@
     <w:r>
       <w:tab/>
       <w:tab/>
-      <w:t>2026-07-01</w:t>
+      <w:t>2026-07-02</w:t>
       <w:br/>
       <w:br/>
     </w:r>

--- a/tillsyn/A 41022-2021 tillsynsbegäran.docx
+++ b/tillsyn/A 41022-2021 tillsynsbegäran.docx
@@ -1200,7 +1200,7 @@
     <w:r>
       <w:tab/>
       <w:tab/>
-      <w:t>2026-07-13</w:t>
+      <w:t>2026-07-14</w:t>
       <w:br/>
       <w:br/>
     </w:r>

--- a/tillsyn/A 41022-2021 tillsynsbegäran.docx
+++ b/tillsyn/A 41022-2021 tillsynsbegäran.docx
@@ -1200,7 +1200,7 @@
     <w:r>
       <w:tab/>
       <w:tab/>
-      <w:t>2026-07-14</w:t>
+      <w:t>2026-07-15</w:t>
       <w:br/>
       <w:br/>
     </w:r>

--- a/tillsyn/A 41022-2021 tillsynsbegäran.docx
+++ b/tillsyn/A 41022-2021 tillsynsbegäran.docx
@@ -1200,7 +1200,7 @@
     <w:r>
       <w:tab/>
       <w:tab/>
-      <w:t>2026-07-15</w:t>
+      <w:t>2026-07-16</w:t>
       <w:br/>
       <w:br/>
     </w:r>

--- a/tillsyn/A 41022-2021 tillsynsbegäran.docx
+++ b/tillsyn/A 41022-2021 tillsynsbegäran.docx
@@ -1200,7 +1200,7 @@
     <w:r>
       <w:tab/>
       <w:tab/>
-      <w:t>2026-07-16</w:t>
+      <w:t>2026-07-17</w:t>
       <w:br/>
       <w:br/>
     </w:r>

--- a/tillsyn/A 41022-2021 tillsynsbegäran.docx
+++ b/tillsyn/A 41022-2021 tillsynsbegäran.docx
@@ -1200,7 +1200,7 @@
     <w:r>
       <w:tab/>
       <w:tab/>
-      <w:t>2026-07-17</w:t>
+      <w:t>2026-07-18</w:t>
       <w:br/>
       <w:br/>
     </w:r>

--- a/tillsyn/A 41022-2021 tillsynsbegäran.docx
+++ b/tillsyn/A 41022-2021 tillsynsbegäran.docx
@@ -1200,7 +1200,7 @@
     <w:r>
       <w:tab/>
       <w:tab/>
-      <w:t>2026-07-18</w:t>
+      <w:t>2026-07-19</w:t>
       <w:br/>
       <w:br/>
     </w:r>

--- a/tillsyn/A 41022-2021 tillsynsbegäran.docx
+++ b/tillsyn/A 41022-2021 tillsynsbegäran.docx
@@ -1200,7 +1200,7 @@
     <w:r>
       <w:tab/>
       <w:tab/>
-      <w:t>2026-07-19</w:t>
+      <w:t>2026-07-20</w:t>
       <w:br/>
       <w:br/>
     </w:r>

--- a/tillsyn/A 41022-2021 tillsynsbegäran.docx
+++ b/tillsyn/A 41022-2021 tillsynsbegäran.docx
@@ -1200,7 +1200,7 @@
     <w:r>
       <w:tab/>
       <w:tab/>
-      <w:t>2026-07-20</w:t>
+      <w:t>2026-07-21</w:t>
       <w:br/>
       <w:br/>
     </w:r>

--- a/tillsyn/A 41022-2021 tillsynsbegäran.docx
+++ b/tillsyn/A 41022-2021 tillsynsbegäran.docx
@@ -1200,7 +1200,7 @@
     <w:r>
       <w:tab/>
       <w:tab/>
-      <w:t>2026-07-21</w:t>
+      <w:t>2026-07-22</w:t>
       <w:br/>
       <w:br/>
     </w:r>

--- a/tillsyn/A 41022-2021 tillsynsbegäran.docx
+++ b/tillsyn/A 41022-2021 tillsynsbegäran.docx
@@ -1200,7 +1200,7 @@
     <w:r>
       <w:tab/>
       <w:tab/>
-      <w:t>2026-07-22</w:t>
+      <w:t>2026-07-23</w:t>
       <w:br/>
       <w:br/>
     </w:r>

--- a/tillsyn/A 41022-2021 tillsynsbegäran.docx
+++ b/tillsyn/A 41022-2021 tillsynsbegäran.docx
@@ -1200,7 +1200,7 @@
     <w:r>
       <w:tab/>
       <w:tab/>
-      <w:t>2026-07-23</w:t>
+      <w:t>2026-07-24</w:t>
       <w:br/>
       <w:br/>
     </w:r>

--- a/tillsyn/A 41022-2021 tillsynsbegäran.docx
+++ b/tillsyn/A 41022-2021 tillsynsbegäran.docx
@@ -1200,7 +1200,7 @@
     <w:r>
       <w:tab/>
       <w:tab/>
-      <w:t>2026-07-24</w:t>
+      <w:t>2026-07-25</w:t>
       <w:br/>
       <w:br/>
     </w:r>

--- a/tillsyn/A 41022-2021 tillsynsbegäran.docx
+++ b/tillsyn/A 41022-2021 tillsynsbegäran.docx
@@ -1200,7 +1200,7 @@
     <w:r>
       <w:tab/>
       <w:tab/>
-      <w:t>2026-07-25</w:t>
+      <w:t>2026-07-26</w:t>
       <w:br/>
       <w:br/>
     </w:r>

--- a/tillsyn/A 41022-2021 tillsynsbegäran.docx
+++ b/tillsyn/A 41022-2021 tillsynsbegäran.docx
@@ -1200,7 +1200,7 @@
     <w:r>
       <w:tab/>
       <w:tab/>
-      <w:t>2026-07-26</w:t>
+      <w:t>2026-07-27</w:t>
       <w:br/>
       <w:br/>
     </w:r>

--- a/tillsyn/A 41022-2021 tillsynsbegäran.docx
+++ b/tillsyn/A 41022-2021 tillsynsbegäran.docx
@@ -1200,7 +1200,7 @@
     <w:r>
       <w:tab/>
       <w:tab/>
-      <w:t>2026-07-27</w:t>
+      <w:t>2026-07-28</w:t>
       <w:br/>
       <w:br/>
     </w:r>

--- a/tillsyn/A 41022-2021 tillsynsbegäran.docx
+++ b/tillsyn/A 41022-2021 tillsynsbegäran.docx
@@ -1200,7 +1200,7 @@
     <w:r>
       <w:tab/>
       <w:tab/>
-      <w:t>2026-07-28</w:t>
+      <w:t>2026-07-29</w:t>
       <w:br/>
       <w:br/>
     </w:r>

--- a/tillsyn/A 41022-2021 tillsynsbegäran.docx
+++ b/tillsyn/A 41022-2021 tillsynsbegäran.docx
@@ -1200,7 +1200,7 @@
     <w:r>
       <w:tab/>
       <w:tab/>
-      <w:t>2026-07-29</w:t>
+      <w:t>2026-07-30</w:t>
       <w:br/>
       <w:br/>
     </w:r>

--- a/tillsyn/A 41022-2021 tillsynsbegäran.docx
+++ b/tillsyn/A 41022-2021 tillsynsbegäran.docx
@@ -1200,7 +1200,7 @@
     <w:r>
       <w:tab/>
       <w:tab/>
-      <w:t>2026-07-30</w:t>
+      <w:t>2026-07-31</w:t>
       <w:br/>
       <w:br/>
     </w:r>

--- a/tillsyn/A 41022-2021 tillsynsbegäran.docx
+++ b/tillsyn/A 41022-2021 tillsynsbegäran.docx
@@ -1200,7 +1200,7 @@
     <w:r>
       <w:tab/>
       <w:tab/>
-      <w:t>2026-07-31</w:t>
+      <w:t>2026-08-01</w:t>
       <w:br/>
       <w:br/>
     </w:r>

--- a/tillsyn/A 41022-2021 tillsynsbegäran.docx
+++ b/tillsyn/A 41022-2021 tillsynsbegäran.docx
@@ -1200,7 +1200,7 @@
     <w:r>
       <w:tab/>
       <w:tab/>
-      <w:t>2026-08-01</w:t>
+      <w:t>2026-08-02</w:t>
       <w:br/>
       <w:br/>
     </w:r>

--- a/tillsyn/A 41022-2021 tillsynsbegäran.docx
+++ b/tillsyn/A 41022-2021 tillsynsbegäran.docx
@@ -1200,7 +1200,7 @@
     <w:r>
       <w:tab/>
       <w:tab/>
-      <w:t>2026-08-02</w:t>
+      <w:t>2026-08-03</w:t>
       <w:br/>
       <w:br/>
     </w:r>

--- a/tillsyn/A 41022-2021 tillsynsbegäran.docx
+++ b/tillsyn/A 41022-2021 tillsynsbegäran.docx
@@ -1200,7 +1200,7 @@
     <w:r>
       <w:tab/>
       <w:tab/>
-      <w:t>2026-08-03</w:t>
+      <w:t>2026-08-05</w:t>
       <w:br/>
       <w:br/>
     </w:r>

--- a/tillsyn/A 41022-2021 tillsynsbegäran.docx
+++ b/tillsyn/A 41022-2021 tillsynsbegäran.docx
@@ -1200,7 +1200,7 @@
     <w:r>
       <w:tab/>
       <w:tab/>
-      <w:t>2026-08-05</w:t>
+      <w:t>2026-08-07</w:t>
       <w:br/>
       <w:br/>
     </w:r>

--- a/tillsyn/A 41022-2021 tillsynsbegäran.docx
+++ b/tillsyn/A 41022-2021 tillsynsbegäran.docx
@@ -1200,7 +1200,7 @@
     <w:r>
       <w:tab/>
       <w:tab/>
-      <w:t>2026-08-07</w:t>
+      <w:t>2026-08-08</w:t>
       <w:br/>
       <w:br/>
     </w:r>
